--- a/Notes/English/Swin-YOLO for Concealed Object Detection in Millimeter Wave Images.docx
+++ b/Notes/English/Swin-YOLO for Concealed Object Detection in Millimeter Wave Images.docx
@@ -65,7 +65,25 @@
           <w:sz w:val="24"/>
           <w:szCs w:val="24"/>
         </w:rPr>
-        <w:t xml:space="preserve">Pingping Huang; Ran Wei; Yun Su; Weixian Tan </w:t>
+        <w:t xml:space="preserve">Pingping Huang; Ran Wei; Yun Su; </w:t>
+      </w:r>
+      <w:proofErr w:type="spellStart"/>
+      <w:r>
+        <w:rPr>
+          <w:rFonts w:asciiTheme="majorEastAsia" w:eastAsiaTheme="majorEastAsia" w:hAnsiTheme="majorEastAsia"/>
+          <w:sz w:val="24"/>
+          <w:szCs w:val="24"/>
+        </w:rPr>
+        <w:t>Weixian</w:t>
+      </w:r>
+      <w:proofErr w:type="spellEnd"/>
+      <w:r>
+        <w:rPr>
+          <w:rFonts w:asciiTheme="majorEastAsia" w:eastAsiaTheme="majorEastAsia" w:hAnsiTheme="majorEastAsia"/>
+          <w:sz w:val="24"/>
+          <w:szCs w:val="24"/>
+        </w:rPr>
+        <w:t xml:space="preserve"> Tan </w:t>
       </w:r>
     </w:p>
     <w:p>
@@ -262,7 +280,25 @@
           <w:sz w:val="24"/>
           <w:szCs w:val="24"/>
         </w:rPr>
-        <w:t>这篇论文以 YOLOv5 为基础框架，针对毫米波图像中隐蔽目标检测的具体困难（小目标、低对比度、低信噪比），系统性地提出了三个方向的改进：neck 结构引入 Swin Transformer 增强全局上下文建模、增加小目标检测分支与 BiFPN 解决特征信息损失、引入 Coordinate Attention 模块提升关键区域敏感性。这些改进方向对你梳理"YOLO 在小目标/特殊场景下的不足与改进路线"具有直接参考价值。</w:t>
+        <w:t xml:space="preserve">这篇论文以 YOLOv5 为基础框架，针对毫米波图像中隐蔽目标检测的具体困难（小目标、低对比度、低信噪比），系统性地提出了三个方向的改进：neck 结构引入 Swin Transformer 增强全局上下文建模、增加小目标检测分支与 </w:t>
+      </w:r>
+      <w:proofErr w:type="spellStart"/>
+      <w:r>
+        <w:rPr>
+          <w:rFonts w:asciiTheme="majorEastAsia" w:eastAsiaTheme="majorEastAsia" w:hAnsiTheme="majorEastAsia"/>
+          <w:sz w:val="24"/>
+          <w:szCs w:val="24"/>
+        </w:rPr>
+        <w:t>BiFPN</w:t>
+      </w:r>
+      <w:proofErr w:type="spellEnd"/>
+      <w:r>
+        <w:rPr>
+          <w:rFonts w:asciiTheme="majorEastAsia" w:eastAsiaTheme="majorEastAsia" w:hAnsiTheme="majorEastAsia"/>
+          <w:sz w:val="24"/>
+          <w:szCs w:val="24"/>
+        </w:rPr>
+        <w:t xml:space="preserve"> 解决特征信息损失、引入 Coordinate Attention 模块提升关键区域敏感性。这些改进方向对梳理"YOLO 在小目标/特殊场景下的不足与改进路线"具有直接参考价值。</w:t>
       </w:r>
       <w:r>
         <w:rPr>
@@ -325,7 +361,25 @@
           <w:sz w:val="24"/>
           <w:szCs w:val="24"/>
         </w:rPr>
-        <w:t xml:space="preserve">针对毫米波图像中隐蔽目标检测面临的图像低对比度/低信噪比导致检测精度低、小目标特征随网络加深而丢失的问题，在 YOLOv5 基础上提出 Swin-YOLO，通过在 neck 中加入 LPST Layers 增强全局上下文建模能力、增加小目标检测分支与 BiFPN 保留小目标特征、在 neck 与检测头之间加入 Coordinate Attention Module 提升对关键区域的敏感性，并构建包含 82,014 张图像的 </w:t>
+        <w:t xml:space="preserve">针对毫米波图像中隐蔽目标检测面临的图像低对比度/低信噪比导致检测精度低、小目标特征随网络加深而丢失的问题，在 YOLOv5 基础上提出 Swin-YOLO，通过在 neck 中加入 LPST Layers 增强全局上下文建模能力、增加小目标检测分支与 </w:t>
+      </w:r>
+      <w:proofErr w:type="spellStart"/>
+      <w:r>
+        <w:rPr>
+          <w:rFonts w:asciiTheme="majorEastAsia" w:eastAsiaTheme="majorEastAsia" w:hAnsiTheme="majorEastAsia"/>
+          <w:sz w:val="24"/>
+          <w:szCs w:val="24"/>
+        </w:rPr>
+        <w:t>BiFPN</w:t>
+      </w:r>
+      <w:proofErr w:type="spellEnd"/>
+      <w:r>
+        <w:rPr>
+          <w:rFonts w:asciiTheme="majorEastAsia" w:eastAsiaTheme="majorEastAsia" w:hAnsiTheme="majorEastAsia"/>
+          <w:sz w:val="24"/>
+          <w:szCs w:val="24"/>
+        </w:rPr>
+        <w:t xml:space="preserve"> 保留小目标特征、在 neck 与检测头之间加入 Coordinate Attention Module 提升对关键区域的敏感性，并构建包含 82,014 张图像的 </w:t>
       </w:r>
       <w:r>
         <w:rPr>
@@ -565,7 +619,25 @@
           <w:sz w:val="24"/>
           <w:szCs w:val="24"/>
         </w:rPr>
-        <w:t>增加小目标检测分支（在网络浅层）+ BiFPN（双向特征金字塔网络）：最大限度保留小目标特征信息，增强多尺度特征融合；</w:t>
+        <w:t xml:space="preserve">增加小目标检测分支（在网络浅层）+ </w:t>
+      </w:r>
+      <w:proofErr w:type="spellStart"/>
+      <w:r>
+        <w:rPr>
+          <w:rFonts w:asciiTheme="majorEastAsia" w:eastAsiaTheme="majorEastAsia" w:hAnsiTheme="majorEastAsia"/>
+          <w:sz w:val="24"/>
+          <w:szCs w:val="24"/>
+        </w:rPr>
+        <w:t>BiFPN</w:t>
+      </w:r>
+      <w:proofErr w:type="spellEnd"/>
+      <w:r>
+        <w:rPr>
+          <w:rFonts w:asciiTheme="majorEastAsia" w:eastAsiaTheme="majorEastAsia" w:hAnsiTheme="majorEastAsia"/>
+          <w:sz w:val="24"/>
+          <w:szCs w:val="24"/>
+        </w:rPr>
+        <w:t>（双向特征金字塔网络）：最大限度保留小目标特征信息，增强多尺度特征融合；</w:t>
       </w:r>
     </w:p>
     <w:p>
@@ -900,7 +972,25 @@
           <w:sz w:val="24"/>
           <w:szCs w:val="24"/>
         </w:rPr>
-        <w:t>改进路线参考：neck 引入 Transformer 增强全局感知 + 浅层添加小目标检测分支 + BiFPN 多尺度融合 + Coordinate Attention 关键区域聚焦，是一套完整的 YOLO 改进组合思路，可迁移至其他检测场景；</w:t>
+        <w:t xml:space="preserve">改进路线参考：neck 引入 Transformer 增强全局感知 + 浅层添加小目标检测分支 + </w:t>
+      </w:r>
+      <w:proofErr w:type="spellStart"/>
+      <w:r>
+        <w:rPr>
+          <w:rFonts w:asciiTheme="majorEastAsia" w:eastAsiaTheme="majorEastAsia" w:hAnsiTheme="majorEastAsia"/>
+          <w:sz w:val="24"/>
+          <w:szCs w:val="24"/>
+        </w:rPr>
+        <w:t>BiFPN</w:t>
+      </w:r>
+      <w:proofErr w:type="spellEnd"/>
+      <w:r>
+        <w:rPr>
+          <w:rFonts w:asciiTheme="majorEastAsia" w:eastAsiaTheme="majorEastAsia" w:hAnsiTheme="majorEastAsia"/>
+          <w:sz w:val="24"/>
+          <w:szCs w:val="24"/>
+        </w:rPr>
+        <w:t xml:space="preserve"> 多尺度融合 + Coordinate Attention 关键区域聚焦，是一套完整的 YOLO 改进组合思路，可迁移至其他检测场景；</w:t>
       </w:r>
     </w:p>
     <w:p>
@@ -1209,7 +1299,25 @@
           <w:sz w:val="24"/>
           <w:szCs w:val="24"/>
         </w:rPr>
-        <w:t>针对 MMW 图像中隐蔽目标检测面临的低对比度/低信噪比与小目标特征丢失问题，在 YOLOv5 基础上提出 Swin-YOLO，通过引入 LPST Layers、小目标检测分支与 BiFPN、以及 Coordinate Attention Module 三项改进，提升 MMW 图像中隐蔽目标的检测精度与实时性，并构建 MMW 数据集支撑实验验证。</w:t>
+        <w:t xml:space="preserve">针对 MMW 图像中隐蔽目标检测面临的低对比度/低信噪比与小目标特征丢失问题，在 YOLOv5 基础上提出 Swin-YOLO，通过引入 LPST Layers、小目标检测分支与 </w:t>
+      </w:r>
+      <w:proofErr w:type="spellStart"/>
+      <w:r>
+        <w:rPr>
+          <w:rFonts w:asciiTheme="majorEastAsia" w:eastAsiaTheme="majorEastAsia" w:hAnsiTheme="majorEastAsia"/>
+          <w:sz w:val="24"/>
+          <w:szCs w:val="24"/>
+        </w:rPr>
+        <w:t>BiFPN</w:t>
+      </w:r>
+      <w:proofErr w:type="spellEnd"/>
+      <w:r>
+        <w:rPr>
+          <w:rFonts w:asciiTheme="majorEastAsia" w:eastAsiaTheme="majorEastAsia" w:hAnsiTheme="majorEastAsia"/>
+          <w:sz w:val="24"/>
+          <w:szCs w:val="24"/>
+        </w:rPr>
+        <w:t>、以及 Coordinate Attention Module 三项改进，提升 MMW 图像中隐蔽目标的检测精度与实时性，并构建 MMW 数据集支撑实验验证。</w:t>
       </w:r>
     </w:p>
     <w:p>
@@ -1277,7 +1385,25 @@
           <w:sz w:val="24"/>
           <w:szCs w:val="24"/>
         </w:rPr>
-        <w:t>YOLOv5 作为基础框架；LPST Layers（Local Perception Swin Transformer Layers）；BiFPN（双向特征金字塔网络）；Coordinate Attention（CA）模块；自构建 MMW 数据集（82,014 张图像，五类可疑物品）</w:t>
+        <w:t>YOLOv5 作为基础框架；LPST Layers（Local Perception Swin Transformer Layers）；</w:t>
+      </w:r>
+      <w:proofErr w:type="spellStart"/>
+      <w:r>
+        <w:rPr>
+          <w:rFonts w:asciiTheme="majorEastAsia" w:eastAsiaTheme="majorEastAsia" w:hAnsiTheme="majorEastAsia"/>
+          <w:sz w:val="24"/>
+          <w:szCs w:val="24"/>
+        </w:rPr>
+        <w:t>BiFPN</w:t>
+      </w:r>
+      <w:proofErr w:type="spellEnd"/>
+      <w:r>
+        <w:rPr>
+          <w:rFonts w:asciiTheme="majorEastAsia" w:eastAsiaTheme="majorEastAsia" w:hAnsiTheme="majorEastAsia"/>
+          <w:sz w:val="24"/>
+          <w:szCs w:val="24"/>
+        </w:rPr>
+        <w:t>（双向特征金字塔网络）；Coordinate Attention（CA）模块；自构建 MMW 数据集（82,014 张图像，五类可疑物品）</w:t>
       </w:r>
       <w:r>
         <w:rPr>
@@ -1466,8 +1592,18 @@
           <w:sz w:val="24"/>
           <w:szCs w:val="24"/>
         </w:rPr>
-        <w:t>摘要中提到相比 YOLOv5 baseline 提升 4.7% mAP</w:t>
-      </w:r>
+        <w:t xml:space="preserve">摘要中提到相比 YOLOv5 baseline 提升 4.7% </w:t>
+      </w:r>
+      <w:proofErr w:type="spellStart"/>
+      <w:r>
+        <w:rPr>
+          <w:rFonts w:asciiTheme="majorEastAsia" w:eastAsiaTheme="majorEastAsia" w:hAnsiTheme="majorEastAsia"/>
+          <w:sz w:val="24"/>
+          <w:szCs w:val="24"/>
+        </w:rPr>
+        <w:t>mAP</w:t>
+      </w:r>
+      <w:proofErr w:type="spellEnd"/>
     </w:p>
     <w:sectPr>
       <w:pgSz w:w="11906" w:h="16838"/>
